--- a/backend/templates/FK COL - GM - Inventario Bodega de 3ro.docx
+++ b/backend/templates/FK COL - GM - Inventario Bodega de 3ro.docx
@@ -17387,32 +17387,64 @@
             <w:r>
               <w:rPr>
                 <w:highlight w:val="yellow"/>
-              </w:rPr>
-              <w:t>Nombre del representante lega</w:t>
+                <w:lang w:val="es-CO"/>
+              </w:rPr>
+              <w:t>nombre del representante legal del Operador Custodio</w:t>
+            </w:r>
+            <w:r>
+              <w:t>]</w:t>
+            </w:r>
+            <w:r>
+              <w:br/>
+            </w:r>
+            <w:r>
+              <w:t>ID</w:t>
+            </w:r>
+            <w:r>
+              <w:t xml:space="preserve"> </w:t>
+            </w:r>
+            <w:r>
+              <w:t>[</w:t>
             </w:r>
             <w:r>
               <w:rPr>
                 <w:highlight w:val="yellow"/>
               </w:rPr>
-              <w:t xml:space="preserve">l </w:t>
+              <w:t>tipo de id</w:t>
             </w:r>
             <w:r>
               <w:rPr>
                 <w:highlight w:val="yellow"/>
               </w:rPr>
-              <w:t>del Operador Custodio</w:t>
-            </w:r>
+              <w:t xml:space="preserve"> </w:t>
+            </w:r>
+            <w:r>
+              <w:rPr>
+                <w:highlight w:val="yellow"/>
+              </w:rPr>
+              <w:t>RL Operador Custodio</w:t>
+            </w:r>
+            <w:proofErr w:type="gramStart"/>
             <w:r>
               <w:t>]</w:t>
             </w:r>
             <w:r>
-              <w:br/>
-            </w:r>
-            <w:r>
-              <w:t xml:space="preserve">ID </w:t>
-            </w:r>
-            <w:r>
-              <w:t xml:space="preserve">No. </w:t>
+              <w:rPr>
+                <w:rFonts w:cs="Open Sans"/>
+                <w:szCs w:val="20"/>
+                <w:lang w:val="es-CO"/>
+              </w:rPr>
+              <w:t xml:space="preserve"> </w:t>
+            </w:r>
+            <w:r>
+              <w:t xml:space="preserve"> </w:t>
+            </w:r>
+            <w:r>
+              <w:t>No</w:t>
+            </w:r>
+            <w:proofErr w:type="gramEnd"/>
+            <w:r>
+              <w:t xml:space="preserve">. </w:t>
             </w:r>
             <w:r>
               <w:rPr>
@@ -17420,25 +17452,25 @@
               </w:rPr>
               <w:t>[</w:t>
             </w:r>
+            <w:proofErr w:type="gramStart"/>
             <w:r>
               <w:rPr>
                 <w:highlight w:val="yellow"/>
               </w:rPr>
-              <w:t xml:space="preserve">CC </w:t>
-            </w:r>
-            <w:proofErr w:type="spellStart"/>
+              <w:t>id</w:t>
+            </w:r>
+            <w:proofErr w:type="gramEnd"/>
             <w:r>
               <w:rPr>
                 <w:highlight w:val="yellow"/>
               </w:rPr>
-              <w:t>represetante</w:t>
-            </w:r>
-            <w:proofErr w:type="spellEnd"/>
+              <w:t xml:space="preserve"> RL</w:t>
+            </w:r>
             <w:r>
               <w:rPr>
                 <w:highlight w:val="yellow"/>
               </w:rPr>
-              <w:t xml:space="preserve"> legal del Operador Custodio</w:t>
+              <w:t xml:space="preserve"> del Operador Custodio</w:t>
             </w:r>
             <w:r>
               <w:rPr>
@@ -17694,27 +17726,22 @@
         <w:t xml:space="preserve">veces </w:t>
       </w:r>
       <w:r>
-        <w:rPr>
-          <w:rFonts w:cs="Times New Roman"/>
+        <w:t>[</w:t>
+      </w:r>
+      <w:r>
+        <w:rPr>
           <w:highlight w:val="yellow"/>
         </w:rPr>
-        <w:t>e</w:t>
-      </w:r>
-      <w:r>
-        <w:rPr>
-          <w:rFonts w:cs="Times New Roman"/>
-          <w:highlight w:val="yellow"/>
-        </w:rPr>
-        <w:t>l</w:t>
-      </w:r>
-      <w:r>
-        <w:rPr>
-          <w:highlight w:val="yellow"/>
-        </w:rPr>
-        <w:t xml:space="preserve"> Cupo de Operaciones en letras</w:t>
-      </w:r>
-      <w:r>
-        <w:t>] (</w:t>
+        <w:t>valor Cupo de Operaciones en letras</w:t>
+      </w:r>
+      <w:r>
+        <w:t>] Dólares</w:t>
+      </w:r>
+      <w:r>
+        <w:t xml:space="preserve">, </w:t>
+      </w:r>
+      <w:r>
+        <w:t>(</w:t>
       </w:r>
       <w:proofErr w:type="gramStart"/>
       <w:r>
@@ -22640,28 +22667,28 @@
 </file>
 
 <file path=customXml/item1.xml><?xml version="1.0" encoding="utf-8"?>
-<b:Sources xmlns:b="http://schemas.openxmlformats.org/officeDocument/2006/bibliography" xmlns="http://schemas.openxmlformats.org/officeDocument/2006/bibliography" SelectedStyle="\APASixthEditionOfficeOnline.xsl" StyleName="APA" Version="6"/>
-</file>
-
-<file path=customXml/item2.xml><?xml version="1.0" encoding="utf-8"?>
 <go:gDocsCustomXmlDataStorage xmlns:go="http://customooxmlschemas.google.com/" xmlns:r="http://schemas.openxmlformats.org/officeDocument/2006/relationships">
   <go:docsCustomData xmlns:go="http://customooxmlschemas.google.com/" roundtripDataSignature="AMtx7mhzdpfn1finIqKXU+1UPIfU21OW1Q==">AMUW2mVvpZPnv5te96KCzqdpwIhLXEqqDf1Jm/Jsn5xfICjpf7+cLx66Pg3Z6OyclqamRuaI6NzxVfznks8qzXgq6Shzb3AvxFhRa3ikUeQpf55ToVd72oiAa63NjuOKhuLrTUBAwX7TxT6/jKPCkAwx81Cl/siheji2glXXaNE6LOUNE4D+R7OYEQfFjaKo2CzTlnGc1WEdiQoLVoiQnpq1QlduKazjn1jsN2tZpEvoXRVNcjxJejMHEr/s7YsU4SRSZf/CGJlMizcgpazttZ88EnKSbtK2kaxsLvT+ygQ6Nt698VUDGYk4KHB27iDAg6aqb4m7SIwK</go:docsCustomData>
 </go:gDocsCustomXmlDataStorage>
 </file>
 
-<file path=customXml/itemProps1.xml><?xml version="1.0" encoding="utf-8"?>
-<ds:datastoreItem xmlns:ds="http://schemas.openxmlformats.org/officeDocument/2006/customXml" ds:itemID="{373DA788-535C-4842-9536-B8D15A43118A}">
-  <ds:schemaRefs>
-    <ds:schemaRef ds:uri="http://schemas.openxmlformats.org/officeDocument/2006/bibliography"/>
-  </ds:schemaRefs>
-</ds:datastoreItem>
+<file path=customXml/item2.xml><?xml version="1.0" encoding="utf-8"?>
+<b:Sources xmlns:b="http://schemas.openxmlformats.org/officeDocument/2006/bibliography" xmlns="http://schemas.openxmlformats.org/officeDocument/2006/bibliography" SelectedStyle="\APASixthEditionOfficeOnline.xsl" StyleName="APA" Version="6"/>
 </file>
 
-<file path=customXml/itemProps2.xml><?xml version="1.0" encoding="utf-8"?>
+<file path=customXml/itemProps1.xml><?xml version="1.0" encoding="utf-8"?>
 <ds:datastoreItem xmlns:ds="http://schemas.openxmlformats.org/officeDocument/2006/customXml" ds:itemID="{11111111-1234-1234-1234-123412341234}">
   <ds:schemaRefs>
     <ds:schemaRef ds:uri="http://customooxmlschemas.google.com/"/>
     <ds:schemaRef ds:uri="http://schemas.openxmlformats.org/officeDocument/2006/relationships"/>
   </ds:schemaRefs>
 </ds:datastoreItem>
+</file>
+
+<file path=customXml/itemProps2.xml><?xml version="1.0" encoding="utf-8"?>
+<ds:datastoreItem xmlns:ds="http://schemas.openxmlformats.org/officeDocument/2006/customXml" ds:itemID="{373DA788-535C-4842-9536-B8D15A43118A}">
+  <ds:schemaRefs>
+    <ds:schemaRef ds:uri="http://schemas.openxmlformats.org/officeDocument/2006/bibliography"/>
+  </ds:schemaRefs>
+</ds:datastoreItem>
 </file>